--- a/Documentation/QA PLAN & STRATEGY/Epic005 - Plan& Strategy of Tests.docx
+++ b/Documentation/QA PLAN & STRATEGY/Epic005 - Plan& Strategy of Tests.docx
@@ -914,6 +914,11 @@
               </w:rPr>
               <w:t xml:space="preserve">The user is redirected to the Dashboard</w:t>
             </w:r>
+            <w:r>
+              <w:rPr>
+                <w:rtl w:val="0"/>
+              </w:rPr>
+            </w:r>
           </w:p>
           <w:p>
             <w:pPr>
@@ -931,6 +936,11 @@
                 <w:rtl w:val="0"/>
               </w:rPr>
               <w:t xml:space="preserve">All the data are correct</w:t>
+            </w:r>
+            <w:r>
+              <w:rPr>
+                <w:rtl w:val="0"/>
+              </w:rPr>
             </w:r>
           </w:p>
         </w:tc>
@@ -1381,6 +1391,7 @@
                 <w:numId w:val="3"/>
               </w:numPr>
               <w:ind w:left="720" w:hanging="360"/>
+              <w:rPr/>
             </w:pPr>
             <w:r>
               <w:rPr>
@@ -1396,6 +1407,7 @@
                 <w:numId w:val="3"/>
               </w:numPr>
               <w:ind w:left="720" w:hanging="360"/>
+              <w:rPr/>
             </w:pPr>
             <w:r>
               <w:rPr>
@@ -1493,6 +1505,7 @@
                 <w:numId w:val="1"/>
               </w:numPr>
               <w:ind w:left="720" w:hanging="360"/>
+              <w:rPr/>
             </w:pPr>
             <w:r>
               <w:rPr>
@@ -1508,6 +1521,7 @@
                 <w:numId w:val="1"/>
               </w:numPr>
               <w:ind w:left="720" w:hanging="360"/>
+              <w:rPr/>
             </w:pPr>
             <w:r>
               <w:rPr>
@@ -1958,21 +1972,6 @@
           <w:vertAlign w:val="baseline"/>
         </w:rPr>
       </w:pPr>
-      <w:r>
-        <w:rPr>
-          <w:rtl w:val="0"/>
-        </w:rPr>
-      </w:r>
-    </w:p>
-    <w:p>
-      <w:pPr>
-        <w:rPr>
-          <w:b w:val="1"/>
-        </w:rPr>
-      </w:pPr>
-      <w:r>
-        <w:br w:type="page"/>
-      </w:r>
       <w:r>
         <w:rPr>
           <w:rtl w:val="0"/>
@@ -3475,6 +3474,12 @@
   <w:style w:type="table" w:styleId="TableNormal" w:default="1">
     <w:name w:val="TableNormal"/>
   </w:style>
+  <w:style w:type="paragraph" w:styleId="Normal" w:default="1">
+    <w:name w:val="normal"/>
+  </w:style>
+  <w:style w:type="table" w:styleId="TableNormal" w:default="1">
+    <w:name w:val="TableNormal"/>
+  </w:style>
   <w:style w:type="paragraph" w:styleId="Heading7">
     <w:name w:val="heading 7"/>
     <w:basedOn w:val="Normal"/>
@@ -3971,6 +3976,350 @@
         <w:b w:val="1"/>
         <w:bCs w:val="1"/>
       </w:rPr>
+    </w:tblStylePr>
+  </w:style>
+  <w:style w:type="table" w:styleId="Table1">
+    <w:basedOn w:val="TableNormal"/>
+    <w:tblPr>
+      <w:tblStyleRowBandSize w:val="1"/>
+      <w:tblStyleColBandSize w:val="1"/>
+      <w:tblCellMar>
+        <w:top w:w="0.0" w:type="dxa"/>
+        <w:left w:w="108.0" w:type="dxa"/>
+        <w:bottom w:w="0.0" w:type="dxa"/>
+        <w:right w:w="108.0" w:type="dxa"/>
+      </w:tblCellMar>
+    </w:tblPr>
+    <w:tblStylePr w:type="firstCol">
+      <w:rPr>
+        <w:b w:val="1"/>
+      </w:rPr>
+    </w:tblStylePr>
+    <w:tblStylePr w:type="firstRow">
+      <w:rPr>
+        <w:b w:val="1"/>
+      </w:rPr>
+      <w:tcPr>
+        <w:tcBorders>
+          <w:bottom w:color="666666" w:space="0" w:sz="12" w:val="single"/>
+        </w:tcBorders>
+      </w:tcPr>
+    </w:tblStylePr>
+    <w:tblStylePr w:type="lastCol">
+      <w:rPr>
+        <w:b w:val="1"/>
+      </w:rPr>
+    </w:tblStylePr>
+    <w:tblStylePr w:type="lastRow">
+      <w:rPr>
+        <w:b w:val="1"/>
+      </w:rPr>
+      <w:tcPr>
+        <w:tcBorders>
+          <w:top w:color="666666" w:space="0" w:sz="4" w:val="single"/>
+        </w:tcBorders>
+      </w:tcPr>
+    </w:tblStylePr>
+  </w:style>
+  <w:style w:type="table" w:styleId="Table2">
+    <w:basedOn w:val="TableNormal"/>
+    <w:tblPr>
+      <w:tblStyleRowBandSize w:val="1"/>
+      <w:tblStyleColBandSize w:val="1"/>
+      <w:tblCellMar>
+        <w:top w:w="0.0" w:type="dxa"/>
+        <w:left w:w="108.0" w:type="dxa"/>
+        <w:bottom w:w="0.0" w:type="dxa"/>
+        <w:right w:w="108.0" w:type="dxa"/>
+      </w:tblCellMar>
+    </w:tblPr>
+    <w:tblStylePr w:type="firstCol">
+      <w:rPr>
+        <w:b w:val="1"/>
+      </w:rPr>
+    </w:tblStylePr>
+    <w:tblStylePr w:type="firstRow">
+      <w:rPr>
+        <w:b w:val="1"/>
+      </w:rPr>
+      <w:tcPr>
+        <w:tcBorders>
+          <w:bottom w:color="666666" w:space="0" w:sz="12" w:val="single"/>
+        </w:tcBorders>
+      </w:tcPr>
+    </w:tblStylePr>
+    <w:tblStylePr w:type="lastCol">
+      <w:rPr>
+        <w:b w:val="1"/>
+      </w:rPr>
+    </w:tblStylePr>
+    <w:tblStylePr w:type="lastRow">
+      <w:rPr>
+        <w:b w:val="1"/>
+      </w:rPr>
+      <w:tcPr>
+        <w:tcBorders>
+          <w:top w:color="666666" w:space="0" w:sz="4" w:val="single"/>
+        </w:tcBorders>
+      </w:tcPr>
+    </w:tblStylePr>
+  </w:style>
+  <w:style w:type="table" w:styleId="Table3">
+    <w:basedOn w:val="TableNormal"/>
+    <w:tblPr>
+      <w:tblStyleRowBandSize w:val="1"/>
+      <w:tblStyleColBandSize w:val="1"/>
+      <w:tblCellMar>
+        <w:top w:w="0.0" w:type="dxa"/>
+        <w:left w:w="108.0" w:type="dxa"/>
+        <w:bottom w:w="0.0" w:type="dxa"/>
+        <w:right w:w="108.0" w:type="dxa"/>
+      </w:tblCellMar>
+    </w:tblPr>
+    <w:tblStylePr w:type="firstCol">
+      <w:rPr>
+        <w:b w:val="1"/>
+      </w:rPr>
+    </w:tblStylePr>
+    <w:tblStylePr w:type="firstRow">
+      <w:rPr>
+        <w:b w:val="1"/>
+      </w:rPr>
+      <w:tcPr>
+        <w:tcBorders>
+          <w:bottom w:color="666666" w:space="0" w:sz="12" w:val="single"/>
+        </w:tcBorders>
+      </w:tcPr>
+    </w:tblStylePr>
+    <w:tblStylePr w:type="lastCol">
+      <w:rPr>
+        <w:b w:val="1"/>
+      </w:rPr>
+    </w:tblStylePr>
+    <w:tblStylePr w:type="lastRow">
+      <w:rPr>
+        <w:b w:val="1"/>
+      </w:rPr>
+      <w:tcPr>
+        <w:tcBorders>
+          <w:top w:color="666666" w:space="0" w:sz="4" w:val="single"/>
+        </w:tcBorders>
+      </w:tcPr>
+    </w:tblStylePr>
+  </w:style>
+  <w:style w:type="table" w:styleId="Table4">
+    <w:basedOn w:val="TableNormal"/>
+    <w:tblPr>
+      <w:tblStyleRowBandSize w:val="1"/>
+      <w:tblStyleColBandSize w:val="1"/>
+      <w:tblCellMar>
+        <w:top w:w="0.0" w:type="dxa"/>
+        <w:left w:w="108.0" w:type="dxa"/>
+        <w:bottom w:w="0.0" w:type="dxa"/>
+        <w:right w:w="108.0" w:type="dxa"/>
+      </w:tblCellMar>
+    </w:tblPr>
+    <w:tblStylePr w:type="firstCol">
+      <w:rPr>
+        <w:b w:val="1"/>
+      </w:rPr>
+    </w:tblStylePr>
+    <w:tblStylePr w:type="firstRow">
+      <w:rPr>
+        <w:b w:val="1"/>
+      </w:rPr>
+      <w:tcPr>
+        <w:tcBorders>
+          <w:bottom w:color="666666" w:space="0" w:sz="12" w:val="single"/>
+        </w:tcBorders>
+      </w:tcPr>
+    </w:tblStylePr>
+    <w:tblStylePr w:type="lastCol">
+      <w:rPr>
+        <w:b w:val="1"/>
+      </w:rPr>
+    </w:tblStylePr>
+    <w:tblStylePr w:type="lastRow">
+      <w:rPr>
+        <w:b w:val="1"/>
+      </w:rPr>
+      <w:tcPr>
+        <w:tcBorders>
+          <w:top w:color="666666" w:space="0" w:sz="4" w:val="single"/>
+        </w:tcBorders>
+      </w:tcPr>
+    </w:tblStylePr>
+  </w:style>
+  <w:style w:type="table" w:styleId="Table5">
+    <w:basedOn w:val="TableNormal"/>
+    <w:tblPr>
+      <w:tblStyleRowBandSize w:val="1"/>
+      <w:tblStyleColBandSize w:val="1"/>
+      <w:tblCellMar>
+        <w:top w:w="0.0" w:type="dxa"/>
+        <w:left w:w="108.0" w:type="dxa"/>
+        <w:bottom w:w="0.0" w:type="dxa"/>
+        <w:right w:w="108.0" w:type="dxa"/>
+      </w:tblCellMar>
+    </w:tblPr>
+    <w:tblStylePr w:type="firstCol">
+      <w:rPr>
+        <w:b w:val="1"/>
+      </w:rPr>
+    </w:tblStylePr>
+    <w:tblStylePr w:type="firstRow">
+      <w:rPr>
+        <w:b w:val="1"/>
+      </w:rPr>
+      <w:tcPr>
+        <w:tcBorders>
+          <w:bottom w:color="666666" w:space="0" w:sz="12" w:val="single"/>
+        </w:tcBorders>
+      </w:tcPr>
+    </w:tblStylePr>
+    <w:tblStylePr w:type="lastCol">
+      <w:rPr>
+        <w:b w:val="1"/>
+      </w:rPr>
+    </w:tblStylePr>
+    <w:tblStylePr w:type="lastRow">
+      <w:rPr>
+        <w:b w:val="1"/>
+      </w:rPr>
+      <w:tcPr>
+        <w:tcBorders>
+          <w:top w:color="666666" w:space="0" w:sz="4" w:val="single"/>
+        </w:tcBorders>
+      </w:tcPr>
+    </w:tblStylePr>
+  </w:style>
+  <w:style w:type="table" w:styleId="Table6">
+    <w:basedOn w:val="TableNormal"/>
+    <w:tblPr>
+      <w:tblStyleRowBandSize w:val="1"/>
+      <w:tblStyleColBandSize w:val="1"/>
+      <w:tblCellMar>
+        <w:top w:w="0.0" w:type="dxa"/>
+        <w:left w:w="108.0" w:type="dxa"/>
+        <w:bottom w:w="0.0" w:type="dxa"/>
+        <w:right w:w="108.0" w:type="dxa"/>
+      </w:tblCellMar>
+    </w:tblPr>
+    <w:tblStylePr w:type="firstCol">
+      <w:rPr>
+        <w:b w:val="1"/>
+      </w:rPr>
+    </w:tblStylePr>
+    <w:tblStylePr w:type="firstRow">
+      <w:rPr>
+        <w:b w:val="1"/>
+      </w:rPr>
+      <w:tcPr>
+        <w:tcBorders>
+          <w:bottom w:color="666666" w:space="0" w:sz="12" w:val="single"/>
+        </w:tcBorders>
+      </w:tcPr>
+    </w:tblStylePr>
+    <w:tblStylePr w:type="lastCol">
+      <w:rPr>
+        <w:b w:val="1"/>
+      </w:rPr>
+    </w:tblStylePr>
+    <w:tblStylePr w:type="lastRow">
+      <w:rPr>
+        <w:b w:val="1"/>
+      </w:rPr>
+      <w:tcPr>
+        <w:tcBorders>
+          <w:top w:color="666666" w:space="0" w:sz="4" w:val="single"/>
+        </w:tcBorders>
+      </w:tcPr>
+    </w:tblStylePr>
+  </w:style>
+  <w:style w:type="table" w:styleId="Table7">
+    <w:basedOn w:val="TableNormal"/>
+    <w:tblPr>
+      <w:tblStyleRowBandSize w:val="1"/>
+      <w:tblStyleColBandSize w:val="1"/>
+      <w:tblCellMar>
+        <w:top w:w="0.0" w:type="dxa"/>
+        <w:left w:w="108.0" w:type="dxa"/>
+        <w:bottom w:w="0.0" w:type="dxa"/>
+        <w:right w:w="108.0" w:type="dxa"/>
+      </w:tblCellMar>
+    </w:tblPr>
+    <w:tblStylePr w:type="firstCol">
+      <w:rPr>
+        <w:b w:val="1"/>
+      </w:rPr>
+    </w:tblStylePr>
+    <w:tblStylePr w:type="firstRow">
+      <w:rPr>
+        <w:b w:val="1"/>
+      </w:rPr>
+      <w:tcPr>
+        <w:tcBorders>
+          <w:bottom w:color="666666" w:space="0" w:sz="12" w:val="single"/>
+        </w:tcBorders>
+      </w:tcPr>
+    </w:tblStylePr>
+    <w:tblStylePr w:type="lastCol">
+      <w:rPr>
+        <w:b w:val="1"/>
+      </w:rPr>
+    </w:tblStylePr>
+    <w:tblStylePr w:type="lastRow">
+      <w:rPr>
+        <w:b w:val="1"/>
+      </w:rPr>
+      <w:tcPr>
+        <w:tcBorders>
+          <w:top w:color="666666" w:space="0" w:sz="4" w:val="single"/>
+        </w:tcBorders>
+      </w:tcPr>
+    </w:tblStylePr>
+  </w:style>
+  <w:style w:type="table" w:styleId="Table8">
+    <w:basedOn w:val="TableNormal"/>
+    <w:tblPr>
+      <w:tblStyleRowBandSize w:val="1"/>
+      <w:tblStyleColBandSize w:val="1"/>
+      <w:tblCellMar>
+        <w:top w:w="0.0" w:type="dxa"/>
+        <w:left w:w="108.0" w:type="dxa"/>
+        <w:bottom w:w="0.0" w:type="dxa"/>
+        <w:right w:w="108.0" w:type="dxa"/>
+      </w:tblCellMar>
+    </w:tblPr>
+    <w:tblStylePr w:type="firstCol">
+      <w:rPr>
+        <w:b w:val="1"/>
+      </w:rPr>
+    </w:tblStylePr>
+    <w:tblStylePr w:type="firstRow">
+      <w:rPr>
+        <w:b w:val="1"/>
+      </w:rPr>
+      <w:tcPr>
+        <w:tcBorders>
+          <w:bottom w:color="666666" w:space="0" w:sz="12" w:val="single"/>
+        </w:tcBorders>
+      </w:tcPr>
+    </w:tblStylePr>
+    <w:tblStylePr w:type="lastCol">
+      <w:rPr>
+        <w:b w:val="1"/>
+      </w:rPr>
+    </w:tblStylePr>
+    <w:tblStylePr w:type="lastRow">
+      <w:rPr>
+        <w:b w:val="1"/>
+      </w:rPr>
+      <w:tcPr>
+        <w:tcBorders>
+          <w:top w:color="666666" w:space="0" w:sz="4" w:val="single"/>
+        </w:tcBorders>
+      </w:tcPr>
     </w:tblStylePr>
   </w:style>
   <w:style w:type="table" w:styleId="Table1">
@@ -4974,7 +5323,7 @@
 
 <file path=customXML/item1.xml><?xml version="1.0" encoding="utf-8"?>
 <go:gDocsCustomXmlDataStorage xmlns:go="http://customooxmlschemas.google.com/" xmlns:r="http://schemas.openxmlformats.org/officeDocument/2006/relationships" uri="GoogleDocsCustomDataVersion2">
-  <go:docsCustomData xmlns:go="http://customooxmlschemas.google.com/" roundtripDataSignature="AMtx7mi8wnU6YydA+PF13rk8Bi0e5pRMzw==">CgMxLjA4AHIhMXAyX2hZc28xRFV6NDVhYWdqUDVGbVdCWDNhSmx1TEU1</go:docsCustomData>
+  <go:docsCustomData xmlns:go="http://customooxmlschemas.google.com/" roundtripDataSignature="AMtx7mheflwcd6eH3oDCh2k0yRbpF4blHg==">CgMxLjA4AHIhMTZXQVVLNHFaSjRvSnJMZHlJR2RCaHhLdm11TjhHUGlt</go:docsCustomData>
 </go:gDocsCustomXmlDataStorage>
 </file>
 
